--- a/literature-review/Section_3.2.4-3.2.5_Comparison_and_Robustness.docx
+++ b/literature-review/Section_3.2.4-3.2.5_Comparison_and_Robustness.docx
@@ -2489,7 +2489,7 @@
           <w:sz w:val="22"/>
           <w:szCs w:val="22"/>
         </w:rPr>
-        <w:t xml:space="preserve"> PD patterns change with test voltage and with ageing [2], and neural networks may assign patterns they were not trained on to a known class [3].</w:t>
+        <w:t xml:space="preserve"> PD patterns change with test voltage and with ageing [2], and neural networks may assign patterns they were not trained on to a known class [3]. Testing at conditions not seen in training is therefore informative: Sahoo and Karmakar trained on 1 500 PRPD images recorded at 12 kV and tested on 300 images recorded at 11 kV and 14 kV [13].</w:t>
       </w:r>
     </w:p>
     <w:p>
@@ -2520,7 +2520,97 @@
           <w:sz w:val="22"/>
           <w:szCs w:val="22"/>
         </w:rPr>
-        <w:t xml:space="preserve">Classification describes the current state of the insulation; failure prediction requires tracking how PD changes over time. PD distributions change significantly as insulation ages, and this has been used to assess the degree of degradation [2]. Recent studies have used deep learning to classify the growth stage of electrical trees in XLPE from PRPD patterns up to breakdown [14], and to forecast a PD-based failure precursor several steps ahead with an LSTM for insulation-condition forewarning in machine windings [13]. These studies used accelerated-ageing tests in which specimens were followed over time. Such data will be needed before failure prediction can be attempted in this project, and this direction will be investigated further during the remainder of the semester.</w:t>
+        <w:t xml:space="preserve">Classification describes the current state of the insulation; failure prediction requires tracking how PD changes over time. PD distributions change significantly as insulation ages, and this has been used to assess the degree of degradation [2]. Two recent studies show how deep learning can be extended in this direction.</w:t>
+      </w:r>
+    </w:p>
+    <w:p>
+      <w:pPr>
+        <w:pStyle w:val="ListParagraph"/>
+        <w:numPr>
+          <w:ilvl w:val="0"/>
+          <w:numId w:val="2"/>
+        </w:numPr>
+        <w:spacing w:after="80" w:line="276"/>
+        <w:jc w:val="both"/>
+      </w:pPr>
+      <w:r>
+        <w:rPr>
+          <w:rFonts w:ascii="Calibri" w:cs="Calibri" w:eastAsia="Calibri" w:hAnsi="Calibri"/>
+          <w:b/>
+          <w:bCs/>
+          <w:sz w:val="22"/>
+          <w:szCs w:val="22"/>
+        </w:rPr>
+        <w:t xml:space="preserve">Classifying the stage of degradation.</w:t>
+      </w:r>
+      <w:r>
+        <w:rPr>
+          <w:rFonts w:ascii="Calibri" w:cs="Calibri" w:eastAsia="Calibri" w:hAnsi="Calibri"/>
+          <w:sz w:val="22"/>
+          <w:szCs w:val="22"/>
+        </w:rPr>
+        <w:t xml:space="preserve"> Sahoo and Karmakar grew electrical trees from a needle electrode in XLPE samples cut from a 19/33 kV cable. At 12 kV, tree growth passed through a fast-growth phase up to 120 min (6.47 µm/min, maximum PD 120 pC), a slow-growth phase from 120 to 210 min (1.62 µm/min, 189 pC) and a breakdown phase after 210 min (6.9 µm/min, 234 pC). PRPD images of the three stages were classified with 98.44% accuracy by a CNN and 99.78% by a pretrained DenseNet201 [13]. Here, failure prediction becomes a classification problem in which the classes are severity stages rather than defect types.</w:t>
+      </w:r>
+    </w:p>
+    <w:p>
+      <w:pPr>
+        <w:pStyle w:val="ListParagraph"/>
+        <w:numPr>
+          <w:ilvl w:val="0"/>
+          <w:numId w:val="2"/>
+        </w:numPr>
+        <w:spacing w:after="80" w:line="276"/>
+        <w:jc w:val="both"/>
+      </w:pPr>
+      <w:r>
+        <w:rPr>
+          <w:rFonts w:ascii="Calibri" w:cs="Calibri" w:eastAsia="Calibri" w:hAnsi="Calibri"/>
+          <w:b/>
+          <w:bCs/>
+          <w:sz w:val="22"/>
+          <w:szCs w:val="22"/>
+        </w:rPr>
+        <w:t xml:space="preserve">Forecasting a failure precursor.</w:t>
+      </w:r>
+      <w:r>
+        <w:rPr>
+          <w:rFonts w:ascii="Calibri" w:cs="Calibri" w:eastAsia="Calibri" w:hAnsi="Calibri"/>
+          <w:sz w:val="22"/>
+          <w:szCs w:val="22"/>
+        </w:rPr>
+        <w:t xml:space="preserve"> Wang </w:t>
+      </w:r>
+      <w:r>
+        <w:rPr>
+          <w:rFonts w:ascii="Calibri" w:cs="Calibri" w:eastAsia="Calibri" w:hAnsi="Calibri"/>
+          <w:i/>
+          <w:iCs/>
+          <w:sz w:val="22"/>
+          <w:szCs w:val="22"/>
+        </w:rPr>
+        <w:t xml:space="preserve">et al.</w:t>
+      </w:r>
+      <w:r>
+        <w:rPr>
+          <w:rFonts w:ascii="Calibri" w:cs="Calibri" w:eastAsia="Calibri" w:hAnsi="Calibri"/>
+          <w:sz w:val="22"/>
+          <w:szCs w:val="22"/>
+        </w:rPr>
+        <w:t xml:space="preserve"> aged machine-winding insulation at 240 °C and 0.2 atm under five voltages (2 000–2 800 V rms, five samples each) and measured PD with an HFCT every second until failure. The apparent charge, PD count and phase interval per cycle were combined by an autoencoder into one failure precursor, and an LSTM used the previous 50 values to predict the next 50, a 50 s warning margin. The maximum mean absolute error was about 3%, around half that of ARIMA and SVM, although the SVM was more accurate at one ageing voltage (2 200 V) [14].</w:t>
+      </w:r>
+    </w:p>
+    <w:p>
+      <w:pPr>
+        <w:spacing w:after="140" w:line="276"/>
+        <w:jc w:val="both"/>
+      </w:pPr>
+      <w:r>
+        <w:rPr>
+          <w:rFonts w:ascii="Calibri" w:cs="Calibri" w:eastAsia="Calibri" w:hAnsi="Calibri"/>
+          <w:sz w:val="22"/>
+          <w:szCs w:val="22"/>
+        </w:rPr>
+        <w:t xml:space="preserve">Both studies required specimens to be measured repeatedly until breakdown in accelerated-ageing tests. Such run-to-failure data will be needed before failure prediction can be attempted in this project, and this direction will be investigated further during the remainder of the semester.</w:t>
       </w:r>
     </w:p>
     <w:p>
@@ -2618,7 +2708,7 @@
         </w:rPr>
         <w:t xml:space="preserve"> </w:t>
       </w:r>
-      <w:hyperlink w:history="1" r:id="rIdukxlnawac_9se9ge5klrv">
+      <w:hyperlink w:history="1" r:id="rIdnumcljjzdwi059qupyah8">
         <w:r>
           <w:rPr>
             <w:rStyle w:val="Hyperlink"/>
@@ -2677,7 +2767,7 @@
         </w:rPr>
         <w:t xml:space="preserve"> </w:t>
       </w:r>
-      <w:hyperlink w:history="1" r:id="rIdjc35wrsw-y1zkksin2yds">
+      <w:hyperlink w:history="1" r:id="rIdde-kfmofrkyxpg0leekx3">
         <w:r>
           <w:rPr>
             <w:rStyle w:val="Hyperlink"/>
@@ -2736,7 +2826,7 @@
         </w:rPr>
         <w:t xml:space="preserve"> </w:t>
       </w:r>
-      <w:hyperlink w:history="1" r:id="rIdhmxvfdszs-t8unlzjypuf">
+      <w:hyperlink w:history="1" r:id="rId1ps0l36nizghiejn4scaj">
         <w:r>
           <w:rPr>
             <w:rStyle w:val="Hyperlink"/>
@@ -2795,7 +2885,7 @@
         </w:rPr>
         <w:t xml:space="preserve"> </w:t>
       </w:r>
-      <w:hyperlink w:history="1" r:id="rIdqx90j8azzdc8xn3uwn1si">
+      <w:hyperlink w:history="1" r:id="rIddpycz6ag_vdhlt0qszlhq">
         <w:r>
           <w:rPr>
             <w:rStyle w:val="Hyperlink"/>
@@ -2872,7 +2962,7 @@
         </w:rPr>
         <w:t xml:space="preserve"> </w:t>
       </w:r>
-      <w:hyperlink w:history="1" r:id="rIdmnwkrdjrswkd7cddpghtf">
+      <w:hyperlink w:history="1" r:id="rIdj6d6lll0_bbdrgf1ldnyt">
         <w:r>
           <w:rPr>
             <w:rStyle w:val="Hyperlink"/>
@@ -2949,7 +3039,7 @@
         </w:rPr>
         <w:t xml:space="preserve"> </w:t>
       </w:r>
-      <w:hyperlink w:history="1" r:id="rId4o3rqcejazatddlza836f">
+      <w:hyperlink w:history="1" r:id="rIdj_b1020vp5eqkxfvh1ibu">
         <w:r>
           <w:rPr>
             <w:rStyle w:val="Hyperlink"/>
@@ -3008,7 +3098,7 @@
         </w:rPr>
         <w:t xml:space="preserve"> </w:t>
       </w:r>
-      <w:hyperlink w:history="1" r:id="rIdkcu_qbatshes6-wvkx4dc">
+      <w:hyperlink w:history="1" r:id="rIdkdkvkcoiautiavqzy4qtn">
         <w:r>
           <w:rPr>
             <w:rStyle w:val="Hyperlink"/>
@@ -3085,7 +3175,7 @@
         </w:rPr>
         <w:t xml:space="preserve"> </w:t>
       </w:r>
-      <w:hyperlink w:history="1" r:id="rIdbn9s7onq9xbvvw-znf77n">
+      <w:hyperlink w:history="1" r:id="rIda3q3llann-su4lx5biguo">
         <w:r>
           <w:rPr>
             <w:rStyle w:val="Hyperlink"/>
@@ -3144,7 +3234,7 @@
         </w:rPr>
         <w:t xml:space="preserve"> </w:t>
       </w:r>
-      <w:hyperlink w:history="1" r:id="rIdpdoij-h11lnj03m5cs0s_">
+      <w:hyperlink w:history="1" r:id="rIdqfngcvueyfwyshfsa8jce">
         <w:r>
           <w:rPr>
             <w:rStyle w:val="Hyperlink"/>
@@ -3221,7 +3311,7 @@
         </w:rPr>
         <w:t xml:space="preserve"> </w:t>
       </w:r>
-      <w:hyperlink w:history="1" r:id="rIdn3vupdii3zaozxukz8lgo">
+      <w:hyperlink w:history="1" r:id="rIdvgpdpja1dlgbve_3bbm3u">
         <w:r>
           <w:rPr>
             <w:rStyle w:val="Hyperlink"/>
@@ -3252,7 +3342,7 @@
           <w:sz w:val="22"/>
           <w:szCs w:val="22"/>
         </w:rPr>
-        <w:t xml:space="preserve">Y. Wang, J. Wu, T. Han, K. Haran, and Y. Yin, “Insulation condition forewarning of form-wound winding for electric aircraft propulsion based on partial discharge and deep learning neural network,” </w:t>
+        <w:t xml:space="preserve">R. Sahoo and S. Karmakar, “Investigation of electrical tree growth characteristics and partial discharge pattern analysis using deep neural network,” </w:t>
       </w:r>
       <w:r>
         <w:rPr>
@@ -3262,6 +3352,65 @@
           <w:sz w:val="22"/>
           <w:szCs w:val="22"/>
         </w:rPr>
+        <w:t xml:space="preserve">Electr. Power Syst. Res.</w:t>
+      </w:r>
+      <w:r>
+        <w:rPr>
+          <w:rFonts w:ascii="Calibri" w:cs="Calibri" w:eastAsia="Calibri" w:hAnsi="Calibri"/>
+          <w:sz w:val="22"/>
+          <w:szCs w:val="22"/>
+        </w:rPr>
+        <w:t xml:space="preserve">, vol. 220, 109287, 2023.</w:t>
+      </w:r>
+      <w:r>
+        <w:rPr>
+          <w:rFonts w:ascii="Calibri" w:cs="Calibri" w:eastAsia="Calibri" w:hAnsi="Calibri"/>
+          <w:sz w:val="22"/>
+          <w:szCs w:val="22"/>
+        </w:rPr>
+        <w:t xml:space="preserve"> </w:t>
+      </w:r>
+      <w:hyperlink w:history="1" r:id="rId_rnmubypg8bgpure0msre">
+        <w:r>
+          <w:rPr>
+            <w:rStyle w:val="Hyperlink"/>
+            <w:rFonts w:ascii="Calibri" w:cs="Calibri" w:eastAsia="Calibri" w:hAnsi="Calibri"/>
+            <w:sz w:val="22"/>
+            <w:szCs w:val="22"/>
+          </w:rPr>
+          <w:t xml:space="preserve">https://doi.org/10.1016/j.epsr.2023.109287</w:t>
+        </w:r>
+      </w:hyperlink>
+    </w:p>
+    <w:p>
+      <w:pPr>
+        <w:spacing w:after="100"/>
+        <w:ind w:left="500" w:hanging="500"/>
+      </w:pPr>
+      <w:r>
+        <w:rPr>
+          <w:rFonts w:ascii="Calibri" w:cs="Calibri" w:eastAsia="Calibri" w:hAnsi="Calibri"/>
+          <w:sz w:val="22"/>
+          <w:szCs w:val="22"/>
+        </w:rPr>
+        <w:t xml:space="preserve">[14]	</w:t>
+      </w:r>
+      <w:r>
+        <w:rPr>
+          <w:rFonts w:ascii="Calibri" w:cs="Calibri" w:eastAsia="Calibri" w:hAnsi="Calibri"/>
+          <w:sz w:val="22"/>
+          <w:szCs w:val="22"/>
+        </w:rPr>
+        <w:t xml:space="preserve">Y. Wang, J. Wu, T. Han, K. Haran, and Y. Yin, “Insulation condition forewarning of form-wound winding for electric aircraft propulsion based on partial discharge and deep learning neural network,” </w:t>
+      </w:r>
+      <w:r>
+        <w:rPr>
+          <w:rFonts w:ascii="Calibri" w:cs="Calibri" w:eastAsia="Calibri" w:hAnsi="Calibri"/>
+          <w:i/>
+          <w:iCs/>
+          <w:sz w:val="22"/>
+          <w:szCs w:val="22"/>
+        </w:rPr>
         <w:t xml:space="preserve">High Voltage</w:t>
       </w:r>
       <w:r>
@@ -3280,7 +3429,7 @@
         </w:rPr>
         <w:t xml:space="preserve"> </w:t>
       </w:r>
-      <w:hyperlink w:history="1" r:id="rIdfg8r7h9pfkhy5shmmpkyq">
+      <w:hyperlink w:history="1" r:id="rIdpyxile1tiyu1lvo66gski">
         <w:r>
           <w:rPr>
             <w:rStyle w:val="Hyperlink"/>
@@ -3289,65 +3438,6 @@
             <w:szCs w:val="22"/>
           </w:rPr>
           <w:t xml:space="preserve">https://doi.org/10.1049/hve2.12034</w:t>
-        </w:r>
-      </w:hyperlink>
-    </w:p>
-    <w:p>
-      <w:pPr>
-        <w:spacing w:after="100"/>
-        <w:ind w:left="500" w:hanging="500"/>
-      </w:pPr>
-      <w:r>
-        <w:rPr>
-          <w:rFonts w:ascii="Calibri" w:cs="Calibri" w:eastAsia="Calibri" w:hAnsi="Calibri"/>
-          <w:sz w:val="22"/>
-          <w:szCs w:val="22"/>
-        </w:rPr>
-        <w:t xml:space="preserve">[14]	</w:t>
-      </w:r>
-      <w:r>
-        <w:rPr>
-          <w:rFonts w:ascii="Calibri" w:cs="Calibri" w:eastAsia="Calibri" w:hAnsi="Calibri"/>
-          <w:sz w:val="22"/>
-          <w:szCs w:val="22"/>
-        </w:rPr>
-        <w:t xml:space="preserve">R. Sahoo and S. Karmakar, “Investigation of electrical tree growth characteristics and partial discharge pattern analysis using deep neural network,” </w:t>
-      </w:r>
-      <w:r>
-        <w:rPr>
-          <w:rFonts w:ascii="Calibri" w:cs="Calibri" w:eastAsia="Calibri" w:hAnsi="Calibri"/>
-          <w:i/>
-          <w:iCs/>
-          <w:sz w:val="22"/>
-          <w:szCs w:val="22"/>
-        </w:rPr>
-        <w:t xml:space="preserve">Electr. Power Syst. Res.</w:t>
-      </w:r>
-      <w:r>
-        <w:rPr>
-          <w:rFonts w:ascii="Calibri" w:cs="Calibri" w:eastAsia="Calibri" w:hAnsi="Calibri"/>
-          <w:sz w:val="22"/>
-          <w:szCs w:val="22"/>
-        </w:rPr>
-        <w:t xml:space="preserve">, vol. 220, 109287, 2023.</w:t>
-      </w:r>
-      <w:r>
-        <w:rPr>
-          <w:rFonts w:ascii="Calibri" w:cs="Calibri" w:eastAsia="Calibri" w:hAnsi="Calibri"/>
-          <w:sz w:val="22"/>
-          <w:szCs w:val="22"/>
-        </w:rPr>
-        <w:t xml:space="preserve"> </w:t>
-      </w:r>
-      <w:hyperlink w:history="1" r:id="rIdcoeigvdyzpianual-q_j8">
-        <w:r>
-          <w:rPr>
-            <w:rStyle w:val="Hyperlink"/>
-            <w:rFonts w:ascii="Calibri" w:cs="Calibri" w:eastAsia="Calibri" w:hAnsi="Calibri"/>
-            <w:sz w:val="22"/>
-            <w:szCs w:val="22"/>
-          </w:rPr>
-          <w:t xml:space="preserve">https://doi.org/10.1016/j.epsr.2023.109287</w:t>
         </w:r>
       </w:hyperlink>
     </w:p>

--- a/literature-review/Section_3.2.4-3.2.5_Comparison_and_Robustness.docx
+++ b/literature-review/Section_3.2.4-3.2.5_Comparison_and_Robustness.docx
@@ -30,7 +30,7 @@
           <w:sz w:val="22"/>
           <w:szCs w:val="22"/>
         </w:rPr>
-        <w:t xml:space="preserve">Sections 3.2.2 and 3.2.3 reviewed traditional and deep-learning classifiers. This section compares them as candidates for the project. At this mid-semester stage the comparison is based on the literature only; the final choice of input representation and model will be made later in the project, after the available data have been audited and baseline experiments have been run.</w:t>
+        <w:t xml:space="preserve">Sections 3.2.2 and 3.2.3 reviewed traditional and deep-learning classifiers. This section compares them as candidates for the project. At this mid-semester stage the comparison is based on the literature only. No experimental data will be collected until next semester, so the final choice of input representation and model will be made then, once laboratory data are available and baseline models can be trained.</w:t>
       </w:r>
     </w:p>
     <w:p>
@@ -1971,7 +1971,7 @@
           <w:sz w:val="22"/>
           <w:szCs w:val="22"/>
         </w:rPr>
-        <w:t xml:space="preserve"> Based on this review, the approaches to be carried forward for experimental comparison are: an SVM and a random forest on hand-crafted features as baselines, a compact 1D CNN on raw HFCT pulses, and a compact 2D CNN on PRPD patterns if a phase reference is available. An LSTM and a pretrained or Transformer model remain optional extensions. This shortlist will be revised once the dataset inventory is complete, and the final method will be selected on the basis of the project’s own experiments rather than published accuracy figures.</w:t>
+        <w:t xml:space="preserve"> Based on this review, the approaches to be carried forward to the experimental phase next semester are: an SVM and a random forest on hand-crafted features as baselines, a compact 1D CNN on raw HFCT pulses, and a compact 2D CNN on PRPD patterns if a phase reference is available. An LSTM and a pretrained or Transformer model remain optional extensions. This shortlist will be revised as the review continues and once the measurement setup and the classes that can be produced in the laboratory are confirmed; the final method will be selected next semester on the basis of the project’s own experiments rather than published accuracy figures.</w:t>
       </w:r>
     </w:p>
     <w:p>
@@ -2190,7 +2190,7 @@
           <w:sz w:val="22"/>
           <w:szCs w:val="22"/>
         </w:rPr>
-        <w:t xml:space="preserve"> list noise as future work [5], [12]. Robustness to noise is therefore an open question for the deep-learning candidates and will be tested in this project with background recordings from the laboratory.</w:t>
+        <w:t xml:space="preserve"> list noise as future work [5], [12]. Robustness to noise is therefore an open question for the deep-learning candidates and will be tested next semester with background recordings from the laboratory.</w:t>
       </w:r>
     </w:p>
     <w:p>
@@ -2610,7 +2610,7 @@
           <w:sz w:val="22"/>
           <w:szCs w:val="22"/>
         </w:rPr>
-        <w:t xml:space="preserve">Both studies required specimens to be measured repeatedly until breakdown in accelerated-ageing tests. Such run-to-failure data will be needed before failure prediction can be attempted in this project, and this direction will be investigated further during the remainder of the semester.</w:t>
+        <w:t xml:space="preserve">Both studies required specimens to be measured repeatedly until breakdown in accelerated-ageing tests. Such run-to-failure data would have to be collected during the experimental phase next semester; the remainder of this semester will be used to review this direction further and to assess whether such tests are feasible with the laboratory setup.</w:t>
       </w:r>
     </w:p>
     <w:p>
@@ -2641,7 +2641,7 @@
           <w:sz w:val="22"/>
           <w:szCs w:val="22"/>
         </w:rPr>
-        <w:t xml:space="preserve">The review leads to a provisional evaluation plan, to be refined as the work progresses: record the specimen and session of every measurement and split the data by these groups; report per-class and macro-averaged metrics with confusion matrices; test all candidate models on the same split and with real laboratory background noise; evaluate an “unknown” output for low-confidence cases; and, where possible, record repeated measurements of the same specimen over time to support the later study of failure prediction.</w:t>
+        <w:t xml:space="preserve">The review leads to a provisional evaluation plan for the experimental phase next semester, to be refined before then: record the specimen and session of every measurement and split the data by these groups; report per-class and macro-averaged metrics with confusion matrices; test all candidate models on the same split and with real laboratory background noise; evaluate an “unknown” output for low-confidence cases; and, where possible, record repeated measurements of the same specimen over time to support the later study of failure prediction.</w:t>
       </w:r>
     </w:p>
     <w:p>
@@ -2708,7 +2708,7 @@
         </w:rPr>
         <w:t xml:space="preserve"> </w:t>
       </w:r>
-      <w:hyperlink w:history="1" r:id="rIdnumcljjzdwi059qupyah8">
+      <w:hyperlink w:history="1" r:id="rIdwg_rr7rszvo1i3ip6tgpz">
         <w:r>
           <w:rPr>
             <w:rStyle w:val="Hyperlink"/>
@@ -2767,7 +2767,7 @@
         </w:rPr>
         <w:t xml:space="preserve"> </w:t>
       </w:r>
-      <w:hyperlink w:history="1" r:id="rIdde-kfmofrkyxpg0leekx3">
+      <w:hyperlink w:history="1" r:id="rIdl0w9vrc8p_panimkv3kc7">
         <w:r>
           <w:rPr>
             <w:rStyle w:val="Hyperlink"/>
@@ -2826,7 +2826,7 @@
         </w:rPr>
         <w:t xml:space="preserve"> </w:t>
       </w:r>
-      <w:hyperlink w:history="1" r:id="rId1ps0l36nizghiejn4scaj">
+      <w:hyperlink w:history="1" r:id="rIdxe-yt2xvjnrbt_9d9wd13">
         <w:r>
           <w:rPr>
             <w:rStyle w:val="Hyperlink"/>
@@ -2885,7 +2885,7 @@
         </w:rPr>
         <w:t xml:space="preserve"> </w:t>
       </w:r>
-      <w:hyperlink w:history="1" r:id="rIddpycz6ag_vdhlt0qszlhq">
+      <w:hyperlink w:history="1" r:id="rId13fpsl3rtikq3v2ighxbj">
         <w:r>
           <w:rPr>
             <w:rStyle w:val="Hyperlink"/>
@@ -2962,7 +2962,7 @@
         </w:rPr>
         <w:t xml:space="preserve"> </w:t>
       </w:r>
-      <w:hyperlink w:history="1" r:id="rIdj6d6lll0_bbdrgf1ldnyt">
+      <w:hyperlink w:history="1" r:id="rIdy8mma9r4pcxbu-xrwsurh">
         <w:r>
           <w:rPr>
             <w:rStyle w:val="Hyperlink"/>
@@ -3039,7 +3039,7 @@
         </w:rPr>
         <w:t xml:space="preserve"> </w:t>
       </w:r>
-      <w:hyperlink w:history="1" r:id="rIdj_b1020vp5eqkxfvh1ibu">
+      <w:hyperlink w:history="1" r:id="rIdvrccz0gujaq3dofc-xzqm">
         <w:r>
           <w:rPr>
             <w:rStyle w:val="Hyperlink"/>
@@ -3098,7 +3098,7 @@
         </w:rPr>
         <w:t xml:space="preserve"> </w:t>
       </w:r>
-      <w:hyperlink w:history="1" r:id="rIdkdkvkcoiautiavqzy4qtn">
+      <w:hyperlink w:history="1" r:id="rId98egfktgnbrqvmdrgemsi">
         <w:r>
           <w:rPr>
             <w:rStyle w:val="Hyperlink"/>
@@ -3175,7 +3175,7 @@
         </w:rPr>
         <w:t xml:space="preserve"> </w:t>
       </w:r>
-      <w:hyperlink w:history="1" r:id="rIda3q3llann-su4lx5biguo">
+      <w:hyperlink w:history="1" r:id="rIdhj0vxp2r12pth5lhpqrwp">
         <w:r>
           <w:rPr>
             <w:rStyle w:val="Hyperlink"/>
@@ -3234,7 +3234,7 @@
         </w:rPr>
         <w:t xml:space="preserve"> </w:t>
       </w:r>
-      <w:hyperlink w:history="1" r:id="rIdqfngcvueyfwyshfsa8jce">
+      <w:hyperlink w:history="1" r:id="rIdcjzhb6cdmlyq-sgb1msov">
         <w:r>
           <w:rPr>
             <w:rStyle w:val="Hyperlink"/>
@@ -3311,7 +3311,7 @@
         </w:rPr>
         <w:t xml:space="preserve"> </w:t>
       </w:r>
-      <w:hyperlink w:history="1" r:id="rIdvgpdpja1dlgbve_3bbm3u">
+      <w:hyperlink w:history="1" r:id="rIdxs_6ex3j7j8ka3yjaqhfb">
         <w:r>
           <w:rPr>
             <w:rStyle w:val="Hyperlink"/>
@@ -3370,7 +3370,7 @@
         </w:rPr>
         <w:t xml:space="preserve"> </w:t>
       </w:r>
-      <w:hyperlink w:history="1" r:id="rId_rnmubypg8bgpure0msre">
+      <w:hyperlink w:history="1" r:id="rIdaaa2uergbalns8ed5vbx-">
         <w:r>
           <w:rPr>
             <w:rStyle w:val="Hyperlink"/>
@@ -3429,7 +3429,7 @@
         </w:rPr>
         <w:t xml:space="preserve"> </w:t>
       </w:r>
-      <w:hyperlink w:history="1" r:id="rIdpyxile1tiyu1lvo66gski">
+      <w:hyperlink w:history="1" r:id="rIdfn5aauazudexm46w41gk6">
         <w:r>
           <w:rPr>
             <w:rStyle w:val="Hyperlink"/>

--- a/literature-review/Section_3.2.4-3.2.5_Comparison_and_Robustness.docx
+++ b/literature-review/Section_3.2.4-3.2.5_Comparison_and_Robustness.docx
@@ -30,7 +30,7 @@
           <w:sz w:val="22"/>
           <w:szCs w:val="22"/>
         </w:rPr>
-        <w:t xml:space="preserve">Sections 3.2.2 and 3.2.3 reviewed traditional and deep-learning classifiers. This section compares them as candidates for the project. At this mid-semester stage the comparison is based on the literature only. No experimental data will be collected until next semester, so the final choice of input representation and model will be made then, once laboratory data are available and baseline models can be trained.</w:t>
+        <w:t xml:space="preserve">Sections 3.2.2 and 3.2.3 reviewed traditional and deep-learning classifiers. This section compares them as candidates for the project. At this mid-semester stage the comparison is preliminary. The final choice of input representation and model will be made at the end of this semester, after a deeper review of the literature; the selected approach will then be implemented and tested experimentally next semester.</w:t>
       </w:r>
     </w:p>
     <w:p>
@@ -1971,7 +1971,7 @@
           <w:sz w:val="22"/>
           <w:szCs w:val="22"/>
         </w:rPr>
-        <w:t xml:space="preserve"> Based on this review, the approaches to be carried forward to the experimental phase next semester are: an SVM and a random forest on hand-crafted features as baselines, a compact 1D CNN on raw HFCT pulses, and a compact 2D CNN on PRPD patterns if a phase reference is available. An LSTM and a pretrained or Transformer model remain optional extensions. This shortlist will be revised as the review continues and once the measurement setup and the classes that can be produced in the laboratory are confirmed; the final method will be selected next semester on the basis of the project’s own experiments rather than published accuracy figures.</w:t>
+        <w:t xml:space="preserve"> Based on this review, the approaches that remain under consideration are: an SVM and a random forest on hand-crafted features as baselines, a compact 1D CNN on raw HFCT pulses, and a compact 2D CNN on PRPD patterns if a phase reference is available. An LSTM and a pretrained or Transformer model remain optional extensions. This shortlist will be narrowed during the rest of the semester as the review is deepened and the measurement setup and the classes that can be produced in the laboratory are confirmed, and the final selection will be made at the end of the semester.</w:t>
       </w:r>
     </w:p>
     <w:p>
@@ -2708,7 +2708,7 @@
         </w:rPr>
         <w:t xml:space="preserve"> </w:t>
       </w:r>
-      <w:hyperlink w:history="1" r:id="rIdwg_rr7rszvo1i3ip6tgpz">
+      <w:hyperlink w:history="1" r:id="rIdeg32-jockp0tem8kdwzc0">
         <w:r>
           <w:rPr>
             <w:rStyle w:val="Hyperlink"/>
@@ -2767,7 +2767,7 @@
         </w:rPr>
         <w:t xml:space="preserve"> </w:t>
       </w:r>
-      <w:hyperlink w:history="1" r:id="rIdl0w9vrc8p_panimkv3kc7">
+      <w:hyperlink w:history="1" r:id="rIdzijhoco-5ok6kebmiorji">
         <w:r>
           <w:rPr>
             <w:rStyle w:val="Hyperlink"/>
@@ -2826,7 +2826,7 @@
         </w:rPr>
         <w:t xml:space="preserve"> </w:t>
       </w:r>
-      <w:hyperlink w:history="1" r:id="rIdxe-yt2xvjnrbt_9d9wd13">
+      <w:hyperlink w:history="1" r:id="rIdgrqhqobs9jtgiqfkatpsc">
         <w:r>
           <w:rPr>
             <w:rStyle w:val="Hyperlink"/>
@@ -2885,7 +2885,7 @@
         </w:rPr>
         <w:t xml:space="preserve"> </w:t>
       </w:r>
-      <w:hyperlink w:history="1" r:id="rId13fpsl3rtikq3v2ighxbj">
+      <w:hyperlink w:history="1" r:id="rIdmb8i9_z358fhy2qc3mb7i">
         <w:r>
           <w:rPr>
             <w:rStyle w:val="Hyperlink"/>
@@ -2962,7 +2962,7 @@
         </w:rPr>
         <w:t xml:space="preserve"> </w:t>
       </w:r>
-      <w:hyperlink w:history="1" r:id="rIdy8mma9r4pcxbu-xrwsurh">
+      <w:hyperlink w:history="1" r:id="rIdsjauh5rkq7xycqwhokil1">
         <w:r>
           <w:rPr>
             <w:rStyle w:val="Hyperlink"/>
@@ -3039,7 +3039,7 @@
         </w:rPr>
         <w:t xml:space="preserve"> </w:t>
       </w:r>
-      <w:hyperlink w:history="1" r:id="rIdvrccz0gujaq3dofc-xzqm">
+      <w:hyperlink w:history="1" r:id="rIdd3wve6tz6q85-egb3y1xq">
         <w:r>
           <w:rPr>
             <w:rStyle w:val="Hyperlink"/>
@@ -3098,7 +3098,7 @@
         </w:rPr>
         <w:t xml:space="preserve"> </w:t>
       </w:r>
-      <w:hyperlink w:history="1" r:id="rId98egfktgnbrqvmdrgemsi">
+      <w:hyperlink w:history="1" r:id="rIdgb0lmxpqcefvg236mf6mv">
         <w:r>
           <w:rPr>
             <w:rStyle w:val="Hyperlink"/>
@@ -3175,7 +3175,7 @@
         </w:rPr>
         <w:t xml:space="preserve"> </w:t>
       </w:r>
-      <w:hyperlink w:history="1" r:id="rIdhj0vxp2r12pth5lhpqrwp">
+      <w:hyperlink w:history="1" r:id="rIdtsmdi5vdcbtj_o32wvljh">
         <w:r>
           <w:rPr>
             <w:rStyle w:val="Hyperlink"/>
@@ -3234,7 +3234,7 @@
         </w:rPr>
         <w:t xml:space="preserve"> </w:t>
       </w:r>
-      <w:hyperlink w:history="1" r:id="rIdcjzhb6cdmlyq-sgb1msov">
+      <w:hyperlink w:history="1" r:id="rIdaihxg0j2sax8pf4pjo-po">
         <w:r>
           <w:rPr>
             <w:rStyle w:val="Hyperlink"/>
@@ -3311,7 +3311,7 @@
         </w:rPr>
         <w:t xml:space="preserve"> </w:t>
       </w:r>
-      <w:hyperlink w:history="1" r:id="rIdxs_6ex3j7j8ka3yjaqhfb">
+      <w:hyperlink w:history="1" r:id="rIdo40xghg1kll1f3irgequj">
         <w:r>
           <w:rPr>
             <w:rStyle w:val="Hyperlink"/>
@@ -3370,7 +3370,7 @@
         </w:rPr>
         <w:t xml:space="preserve"> </w:t>
       </w:r>
-      <w:hyperlink w:history="1" r:id="rIdaaa2uergbalns8ed5vbx-">
+      <w:hyperlink w:history="1" r:id="rIdhpnp8zdthmortfvopo_5e">
         <w:r>
           <w:rPr>
             <w:rStyle w:val="Hyperlink"/>
@@ -3429,7 +3429,7 @@
         </w:rPr>
         <w:t xml:space="preserve"> </w:t>
       </w:r>
-      <w:hyperlink w:history="1" r:id="rIdfn5aauazudexm46w41gk6">
+      <w:hyperlink w:history="1" r:id="rIdbxyvvyv9uzoovi3f91fsc">
         <w:r>
           <w:rPr>
             <w:rStyle w:val="Hyperlink"/>

--- a/literature-review/Section_3.2.4-3.2.5_Comparison_and_Robustness.docx
+++ b/literature-review/Section_3.2.4-3.2.5_Comparison_and_Robustness.docx
@@ -1753,7 +1753,7 @@
                 <w:sz w:val="18"/>
                 <w:szCs w:val="18"/>
               </w:rPr>
-              <w:t xml:space="preserve">Uses cycle-to-cycle information [11]</w:t>
+              <w:t xml:space="preserve">Uses cycle-to-cycle information [11]; the same network type can forecast PD trends towards failure (Section 3.2.5.4)</w:t>
             </w:r>
           </w:p>
         </w:tc>
@@ -1971,7 +1971,7 @@
           <w:sz w:val="22"/>
           <w:szCs w:val="22"/>
         </w:rPr>
-        <w:t xml:space="preserve"> Based on this review, the approaches that remain under consideration are: an SVM and a random forest on hand-crafted features as baselines, a compact 1D CNN on raw HFCT pulses, and a compact 2D CNN on PRPD patterns if a phase reference is available. An LSTM and a pretrained or Transformer model remain optional extensions. This shortlist will be narrowed during the rest of the semester as the review is deepened and the measurement setup and the classes that can be produced in the laboratory are confirmed, and the final selection will be made at the end of the semester.</w:t>
+        <w:t xml:space="preserve"> Based on this review, the approaches that remain under consideration are: an SVM and a random forest on hand-crafted features as baselines, a compact 1D CNN on raw HFCT pulses, a compact 2D CNN on PRPD patterns if a phase reference is available, and an LSTM on sequences of PD cycles. The LSTM is a strong candidate for this project because it is the only one that models how PD activity changes over time: it outperformed the ANN and SVM on PRPD cycle sequences [11], and LSTM networks have also been used to forecast PD-based failure precursors (Section 3.2.5.4), which links it directly to the failure-prediction objective. Its slower training and testing [11] will be weighed against this. A pretrained or Transformer model remains an optional extension. This shortlist will be narrowed during the rest of the semester as the review is deepened and the measurement setup and the classes that can be produced in the laboratory are confirmed, and the final selection will be made at the end of the semester.</w:t>
       </w:r>
     </w:p>
     <w:p>
@@ -2708,7 +2708,7 @@
         </w:rPr>
         <w:t xml:space="preserve"> </w:t>
       </w:r>
-      <w:hyperlink w:history="1" r:id="rIdeg32-jockp0tem8kdwzc0">
+      <w:hyperlink w:history="1" r:id="rIdgaqfvl9svb25ignfi-3mm">
         <w:r>
           <w:rPr>
             <w:rStyle w:val="Hyperlink"/>
@@ -2767,7 +2767,7 @@
         </w:rPr>
         <w:t xml:space="preserve"> </w:t>
       </w:r>
-      <w:hyperlink w:history="1" r:id="rIdzijhoco-5ok6kebmiorji">
+      <w:hyperlink w:history="1" r:id="rIdavecei2qqnw0dchh8wsx4">
         <w:r>
           <w:rPr>
             <w:rStyle w:val="Hyperlink"/>
@@ -2826,7 +2826,7 @@
         </w:rPr>
         <w:t xml:space="preserve"> </w:t>
       </w:r>
-      <w:hyperlink w:history="1" r:id="rIdgrqhqobs9jtgiqfkatpsc">
+      <w:hyperlink w:history="1" r:id="rIdsjkdffpkhhgztaevwks82">
         <w:r>
           <w:rPr>
             <w:rStyle w:val="Hyperlink"/>
@@ -2885,7 +2885,7 @@
         </w:rPr>
         <w:t xml:space="preserve"> </w:t>
       </w:r>
-      <w:hyperlink w:history="1" r:id="rIdmb8i9_z358fhy2qc3mb7i">
+      <w:hyperlink w:history="1" r:id="rIdscsplflf1uew1bavhwrk8">
         <w:r>
           <w:rPr>
             <w:rStyle w:val="Hyperlink"/>
@@ -2962,7 +2962,7 @@
         </w:rPr>
         <w:t xml:space="preserve"> </w:t>
       </w:r>
-      <w:hyperlink w:history="1" r:id="rIdsjauh5rkq7xycqwhokil1">
+      <w:hyperlink w:history="1" r:id="rId9wwci0rkvdkl4mqmg8ej_">
         <w:r>
           <w:rPr>
             <w:rStyle w:val="Hyperlink"/>
@@ -3039,7 +3039,7 @@
         </w:rPr>
         <w:t xml:space="preserve"> </w:t>
       </w:r>
-      <w:hyperlink w:history="1" r:id="rIdd3wve6tz6q85-egb3y1xq">
+      <w:hyperlink w:history="1" r:id="rIdwiz0pc9qv2uj35oo5wk70">
         <w:r>
           <w:rPr>
             <w:rStyle w:val="Hyperlink"/>
@@ -3098,7 +3098,7 @@
         </w:rPr>
         <w:t xml:space="preserve"> </w:t>
       </w:r>
-      <w:hyperlink w:history="1" r:id="rIdgb0lmxpqcefvg236mf6mv">
+      <w:hyperlink w:history="1" r:id="rIdglsbpekiyb9wep12bxnic">
         <w:r>
           <w:rPr>
             <w:rStyle w:val="Hyperlink"/>
@@ -3175,7 +3175,7 @@
         </w:rPr>
         <w:t xml:space="preserve"> </w:t>
       </w:r>
-      <w:hyperlink w:history="1" r:id="rIdtsmdi5vdcbtj_o32wvljh">
+      <w:hyperlink w:history="1" r:id="rId9saskw4ir07v0t39fvokg">
         <w:r>
           <w:rPr>
             <w:rStyle w:val="Hyperlink"/>
@@ -3234,7 +3234,7 @@
         </w:rPr>
         <w:t xml:space="preserve"> </w:t>
       </w:r>
-      <w:hyperlink w:history="1" r:id="rIdaihxg0j2sax8pf4pjo-po">
+      <w:hyperlink w:history="1" r:id="rIdnhcluyy0ogec91bivkxwe">
         <w:r>
           <w:rPr>
             <w:rStyle w:val="Hyperlink"/>
@@ -3311,7 +3311,7 @@
         </w:rPr>
         <w:t xml:space="preserve"> </w:t>
       </w:r>
-      <w:hyperlink w:history="1" r:id="rIdo40xghg1kll1f3irgequj">
+      <w:hyperlink w:history="1" r:id="rIdx9dusc4xb8wzqlk-epbkn">
         <w:r>
           <w:rPr>
             <w:rStyle w:val="Hyperlink"/>
@@ -3370,7 +3370,7 @@
         </w:rPr>
         <w:t xml:space="preserve"> </w:t>
       </w:r>
-      <w:hyperlink w:history="1" r:id="rIdhpnp8zdthmortfvopo_5e">
+      <w:hyperlink w:history="1" r:id="rIdfybpcxetzuaj-bwsdo7qv">
         <w:r>
           <w:rPr>
             <w:rStyle w:val="Hyperlink"/>
@@ -3429,7 +3429,7 @@
         </w:rPr>
         <w:t xml:space="preserve"> </w:t>
       </w:r>
-      <w:hyperlink w:history="1" r:id="rIdbxyvvyv9uzoovi3f91fsc">
+      <w:hyperlink w:history="1" r:id="rIdl3t5aqsbfc0ijbfy4vtxu">
         <w:r>
           <w:rPr>
             <w:rStyle w:val="Hyperlink"/>

--- a/literature-review/Section_3.2.4-3.2.5_Comparison_and_Robustness.docx
+++ b/literature-review/Section_3.2.4-3.2.5_Comparison_and_Robustness.docx
@@ -2002,7 +2002,7 @@
           <w:sz w:val="22"/>
           <w:szCs w:val="22"/>
         </w:rPr>
-        <w:t xml:space="preserve">High accuracy reported on clean laboratory data does not guarantee that a classifier will work on new specimens or under real noise. This section reviews how performance is measured and what the literature shows about robustness and generalisation.</w:t>
+        <w:t xml:space="preserve">High accuracy on clean laboratory data does not guarantee that a classifier will work on new specimens or under real noise.</w:t>
       </w:r>
     </w:p>
     <w:p>
@@ -2051,7 +2051,7 @@
           <w:sz w:val="22"/>
           <w:szCs w:val="22"/>
         </w:rPr>
-        <w:t xml:space="preserve"> reported 92.57% overall but only 80.87% and 85.42% for the two most similar defects [10], and the LSTM of Nguyen </w:t>
+        <w:t xml:space="preserve"> reported 92.57% overall but only 80.87% and 85.42% for the two most similar defects [10], and Nguyen </w:t>
       </w:r>
       <w:r>
         <w:rPr>
@@ -2069,43 +2069,7 @@
           <w:sz w:val="22"/>
           <w:szCs w:val="22"/>
         </w:rPr>
-        <w:t xml:space="preserve"> reached 96.74% overall but 79.54% for floating discharge; the SVM baselines in the same study recognised only 45.53–51.94% of noise samples [11]. Sun </w:t>
-      </w:r>
-      <w:r>
-        <w:rPr>
-          <w:rFonts w:ascii="Calibri" w:cs="Calibri" w:eastAsia="Calibri" w:hAnsi="Calibri"/>
-          <w:i/>
-          <w:iCs/>
-          <w:sz w:val="22"/>
-          <w:szCs w:val="22"/>
-        </w:rPr>
-        <w:t xml:space="preserve">et al.</w:t>
-      </w:r>
-      <w:r>
-        <w:rPr>
-          <w:rFonts w:ascii="Calibri" w:cs="Calibri" w:eastAsia="Calibri" w:hAnsi="Calibri"/>
-          <w:sz w:val="22"/>
-          <w:szCs w:val="22"/>
-        </w:rPr>
-        <w:t xml:space="preserve"> therefore reported precision, recall and F1-score for each class in addition to accuracy, derived from the confusion matrix [6], and Uckol </w:t>
-      </w:r>
-      <w:r>
-        <w:rPr>
-          <w:rFonts w:ascii="Calibri" w:cs="Calibri" w:eastAsia="Calibri" w:hAnsi="Calibri"/>
-          <w:i/>
-          <w:iCs/>
-          <w:sz w:val="22"/>
-          <w:szCs w:val="22"/>
-        </w:rPr>
-        <w:t xml:space="preserve">et al.</w:t>
-      </w:r>
-      <w:r>
-        <w:rPr>
-          <w:rFonts w:ascii="Calibri" w:cs="Calibri" w:eastAsia="Calibri" w:hAnsi="Calibri"/>
-          <w:sz w:val="22"/>
-          <w:szCs w:val="22"/>
-        </w:rPr>
-        <w:t xml:space="preserve"> reported confusion matrices for each case study [5]. In this project, accuracy, per-class precision, recall and F1-score, the macro-averaged F1-score and the confusion matrix will be reported. Per-class results are particularly important for the noise / no-PD class, whose misclassification would cause false alarms.</w:t>
+        <w:t xml:space="preserve"> reported 96.74% overall but 79.54% for floating discharge [11]. Per-class precision, recall and F1-score [6] and confusion matrices [5] are therefore needed, especially for the noise / no-PD class, whose misclassification would cause false alarms.</w:t>
       </w:r>
     </w:p>
     <w:p>
@@ -2154,7 +2118,7 @@
           <w:sz w:val="22"/>
           <w:szCs w:val="22"/>
         </w:rPr>
-        <w:t xml:space="preserve"> trained classifiers on noise-free PD data from XLPE cable joints and tested them with real ground-interference noise of 5–60 s duration added (Figure 7). Accuracy fell for every feature and classifier combination: with statistical features the SVM fell from 91.6% to 48.2%, whereas PCA features with an SVM were the most robust, falling from 93.6% to 75.6% [8]. The same authors note that in earlier studies with software-added noise, ANN accuracy fell from 79% to 42.2% with 10% noise [8]. In contrast, most deep-learning studies reviewed in Section 3.2.3 were tested only on clean laboratory data, and both Uckol </w:t>
+        <w:t xml:space="preserve"> tested classifiers trained on clean data from XLPE cable joints with 5–60 s of real noise added (Figure 7). Accuracy fell in every case: from 91.6% to 48.2% for an SVM on statistical features, and from 93.6% to 75.6% for the most robust combination, PCA features with an SVM [8]. Most deep-learning studies were tested only on clean data, and Uckol </w:t>
       </w:r>
       <w:r>
         <w:rPr>
@@ -2190,7 +2154,7 @@
           <w:sz w:val="22"/>
           <w:szCs w:val="22"/>
         </w:rPr>
-        <w:t xml:space="preserve"> list noise as future work [5], [12]. Robustness to noise is therefore an open question for the deep-learning candidates and will be tested next semester with background recordings from the laboratory.</w:t>
+        <w:t xml:space="preserve"> list noise as future work [5], [12], so noise robustness remains an open question for the deep-learning candidates.</w:t>
       </w:r>
     </w:p>
     <w:p>
@@ -2301,7 +2265,7 @@
           <w:sz w:val="24"/>
           <w:szCs w:val="24"/>
         </w:rPr>
-        <w:t xml:space="preserve">3.2.5.3  Generalisation and data</w:t>
+        <w:t xml:space="preserve">3.2.5.3  Generalisation</w:t>
       </w:r>
     </w:p>
     <w:p>
@@ -2348,7 +2312,7 @@
           <w:sz w:val="22"/>
           <w:szCs w:val="22"/>
         </w:rPr>
-        <w:t xml:space="preserve"> recorded the same five defects on two separate cable sets. Training on one set and testing on the other gave 97.2% and 94.3%, compared with 98.8% when both sets were mixed; in the harder case, 21.7% of void patterns were misclassified [5]. Performance on a mixed split therefore overstates performance on new specimens.</w:t>
+        <w:t xml:space="preserve"> obtained 98.8% when two cable sets were mixed, but 97.2% and 94.3% when training on one set and testing on the other, with 21.7% of void patterns misclassified in the harder case [5].</w:t>
       </w:r>
     </w:p>
     <w:p>
@@ -2369,51 +2333,15 @@
           <w:sz w:val="22"/>
           <w:szCs w:val="22"/>
         </w:rPr>
-        <w:t xml:space="preserve">Independence of training and test data.</w:t>
-      </w:r>
-      <w:r>
-        <w:rPr>
-          <w:rFonts w:ascii="Calibri" w:cs="Calibri" w:eastAsia="Calibri" w:hAnsi="Calibri"/>
-          <w:sz w:val="22"/>
-          <w:szCs w:val="22"/>
-        </w:rPr>
-        <w:t xml:space="preserve"> Nguyen </w:t>
-      </w:r>
-      <w:r>
-        <w:rPr>
-          <w:rFonts w:ascii="Calibri" w:cs="Calibri" w:eastAsia="Calibri" w:hAnsi="Calibri"/>
-          <w:i/>
-          <w:iCs/>
-          <w:sz w:val="22"/>
-          <w:szCs w:val="22"/>
-        </w:rPr>
-        <w:t xml:space="preserve">et al.</w:t>
-      </w:r>
-      <w:r>
-        <w:rPr>
-          <w:rFonts w:ascii="Calibri" w:cs="Calibri" w:eastAsia="Calibri" w:hAnsi="Calibri"/>
-          <w:sz w:val="22"/>
-          <w:szCs w:val="22"/>
-        </w:rPr>
-        <w:t xml:space="preserve"> created training samples by sliding a 60-cycle window with a shift of one cycle over each 3 600-cycle recording and then split the samples 80/10/10 [11], and Sun </w:t>
-      </w:r>
-      <w:r>
-        <w:rPr>
-          <w:rFonts w:ascii="Calibri" w:cs="Calibri" w:eastAsia="Calibri" w:hAnsi="Calibri"/>
-          <w:i/>
-          <w:iCs/>
-          <w:sz w:val="22"/>
-          <w:szCs w:val="22"/>
-        </w:rPr>
-        <w:t xml:space="preserve">et al.</w:t>
-      </w:r>
-      <w:r>
-        <w:rPr>
-          <w:rFonts w:ascii="Calibri" w:cs="Calibri" w:eastAsia="Calibri" w:hAnsi="Calibri"/>
-          <w:sz w:val="22"/>
-          <w:szCs w:val="22"/>
-        </w:rPr>
-        <w:t xml:space="preserve"> split individual pulses randomly [6]. In such cases training and test samples can come from the same recording, which can make results optimistic. Splitting by specimen or recording session avoids this.</w:t>
+        <w:t xml:space="preserve">Data splitting.</w:t>
+      </w:r>
+      <w:r>
+        <w:rPr>
+          <w:rFonts w:ascii="Calibri" w:cs="Calibri" w:eastAsia="Calibri" w:hAnsi="Calibri"/>
+          <w:sz w:val="22"/>
+          <w:szCs w:val="22"/>
+        </w:rPr>
+        <w:t xml:space="preserve"> Overlapping 60-cycle windows split 80/10/10 [11] and random splits of individual pulses [6] can place data from the same recording in both training and test sets, giving optimistic results; splitting by specimen or session avoids this.</w:t>
       </w:r>
     </w:p>
     <w:p>
@@ -2434,33 +2362,46 @@
           <w:sz w:val="22"/>
           <w:szCs w:val="22"/>
         </w:rPr>
-        <w:t xml:space="preserve">Amount of data.</w:t>
-      </w:r>
-      <w:r>
-        <w:rPr>
-          <w:rFonts w:ascii="Calibri" w:cs="Calibri" w:eastAsia="Calibri" w:hAnsi="Calibri"/>
-          <w:sz w:val="22"/>
-          <w:szCs w:val="22"/>
-        </w:rPr>
-        <w:t xml:space="preserve"> Sun </w:t>
-      </w:r>
-      <w:r>
-        <w:rPr>
-          <w:rFonts w:ascii="Calibri" w:cs="Calibri" w:eastAsia="Calibri" w:hAnsi="Calibri"/>
-          <w:i/>
-          <w:iCs/>
-          <w:sz w:val="22"/>
-          <w:szCs w:val="22"/>
-        </w:rPr>
-        <w:t xml:space="preserve">et al.</w:t>
-      </w:r>
-      <w:r>
-        <w:rPr>
-          <w:rFonts w:ascii="Calibri" w:cs="Calibri" w:eastAsia="Calibri" w:hAnsi="Calibri"/>
-          <w:sz w:val="22"/>
-          <w:szCs w:val="22"/>
-        </w:rPr>
-        <w:t xml:space="preserve"> found that accuracy rose from 73.6% with 20% of the data used for training to 98.7% with 90%, and that the spread of results narrowed as data increased [6].</w:t>
+        <w:t xml:space="preserve">Data size and conditions.</w:t>
+      </w:r>
+      <w:r>
+        <w:rPr>
+          <w:rFonts w:ascii="Calibri" w:cs="Calibri" w:eastAsia="Calibri" w:hAnsi="Calibri"/>
+          <w:sz w:val="22"/>
+          <w:szCs w:val="22"/>
+        </w:rPr>
+        <w:t xml:space="preserve"> Accuracy rose from 73.6% to 98.7% as the training share increased from 20% to 90% [6]. PD patterns also change with voltage and ageing [2], and networks may assign unseen patterns to a known class [3].</w:t>
+      </w:r>
+    </w:p>
+    <w:p>
+      <w:pPr>
+        <w:pStyle w:val="Heading3"/>
+        <w:spacing w:after="120" w:before="240"/>
+      </w:pPr>
+      <w:r>
+        <w:rPr>
+          <w:rFonts w:ascii="Calibri" w:cs="Calibri" w:eastAsia="Calibri" w:hAnsi="Calibri"/>
+          <w:b/>
+          <w:bCs/>
+          <w:color w:val="1F3864"/>
+          <w:sz w:val="24"/>
+          <w:szCs w:val="24"/>
+        </w:rPr>
+        <w:t xml:space="preserve">3.2.5.4  Towards failure prediction</w:t>
+      </w:r>
+    </w:p>
+    <w:p>
+      <w:pPr>
+        <w:spacing w:after="140" w:line="276"/>
+        <w:jc w:val="both"/>
+      </w:pPr>
+      <w:r>
+        <w:rPr>
+          <w:rFonts w:ascii="Calibri" w:cs="Calibri" w:eastAsia="Calibri" w:hAnsi="Calibri"/>
+          <w:sz w:val="22"/>
+          <w:szCs w:val="22"/>
+        </w:rPr>
+        <w:t xml:space="preserve">Failure prediction requires tracking how PD changes as insulation ages [2]. Two studies show how deep learning can do this:</w:t>
       </w:r>
     </w:p>
     <w:p>
@@ -2481,46 +2422,15 @@
           <w:sz w:val="22"/>
           <w:szCs w:val="22"/>
         </w:rPr>
-        <w:t xml:space="preserve">Changing conditions and unknown patterns.</w:t>
-      </w:r>
-      <w:r>
-        <w:rPr>
-          <w:rFonts w:ascii="Calibri" w:cs="Calibri" w:eastAsia="Calibri" w:hAnsi="Calibri"/>
-          <w:sz w:val="22"/>
-          <w:szCs w:val="22"/>
-        </w:rPr>
-        <w:t xml:space="preserve"> PD patterns change with test voltage and with ageing [2], and neural networks may assign patterns they were not trained on to a known class [3]. Testing at conditions not seen in training is therefore informative: Sahoo and Karmakar trained on 1 500 PRPD images recorded at 12 kV and tested on 300 images recorded at 11 kV and 14 kV [13].</w:t>
-      </w:r>
-    </w:p>
-    <w:p>
-      <w:pPr>
-        <w:pStyle w:val="Heading3"/>
-        <w:spacing w:after="120" w:before="240"/>
-      </w:pPr>
-      <w:r>
-        <w:rPr>
-          <w:rFonts w:ascii="Calibri" w:cs="Calibri" w:eastAsia="Calibri" w:hAnsi="Calibri"/>
-          <w:b/>
-          <w:bCs/>
-          <w:color w:val="1F3864"/>
-          <w:sz w:val="24"/>
-          <w:szCs w:val="24"/>
-        </w:rPr>
-        <w:t xml:space="preserve">3.2.5.4  Towards failure prediction</w:t>
-      </w:r>
-    </w:p>
-    <w:p>
-      <w:pPr>
-        <w:spacing w:after="140" w:line="276"/>
-        <w:jc w:val="both"/>
-      </w:pPr>
-      <w:r>
-        <w:rPr>
-          <w:rFonts w:ascii="Calibri" w:cs="Calibri" w:eastAsia="Calibri" w:hAnsi="Calibri"/>
-          <w:sz w:val="22"/>
-          <w:szCs w:val="22"/>
-        </w:rPr>
-        <w:t xml:space="preserve">Classification describes the current state of the insulation; failure prediction requires tracking how PD changes over time. PD distributions change significantly as insulation ages, and this has been used to assess the degree of degradation [2]. Two recent studies show how deep learning can be extended in this direction.</w:t>
+        <w:t xml:space="preserve">Classifying degradation stage.</w:t>
+      </w:r>
+      <w:r>
+        <w:rPr>
+          <w:rFonts w:ascii="Calibri" w:cs="Calibri" w:eastAsia="Calibri" w:hAnsi="Calibri"/>
+          <w:sz w:val="22"/>
+          <w:szCs w:val="22"/>
+        </w:rPr>
+        <w:t xml:space="preserve"> Sahoo and Karmakar grew electrical trees in XLPE samples from a 19/33 kV cable and divided growth into fast-growth, slow-growth and breakdown stages, with maximum PD rising from 120 to 189 to 234 pC. A CNN classified the stages from PRPD images with 98.44% accuracy and DenseNet201 with 99.78%; the model was trained at 12 kV and tested at 11 and 14 kV [13].</w:t>
       </w:r>
     </w:p>
     <w:p>
@@ -2541,35 +2451,6 @@
           <w:sz w:val="22"/>
           <w:szCs w:val="22"/>
         </w:rPr>
-        <w:t xml:space="preserve">Classifying the stage of degradation.</w:t>
-      </w:r>
-      <w:r>
-        <w:rPr>
-          <w:rFonts w:ascii="Calibri" w:cs="Calibri" w:eastAsia="Calibri" w:hAnsi="Calibri"/>
-          <w:sz w:val="22"/>
-          <w:szCs w:val="22"/>
-        </w:rPr>
-        <w:t xml:space="preserve"> Sahoo and Karmakar grew electrical trees from a needle electrode in XLPE samples cut from a 19/33 kV cable. At 12 kV, tree growth passed through a fast-growth phase up to 120 min (6.47 µm/min, maximum PD 120 pC), a slow-growth phase from 120 to 210 min (1.62 µm/min, 189 pC) and a breakdown phase after 210 min (6.9 µm/min, 234 pC). PRPD images of the three stages were classified with 98.44% accuracy by a CNN and 99.78% by a pretrained DenseNet201 [13]. Here, failure prediction becomes a classification problem in which the classes are severity stages rather than defect types.</w:t>
-      </w:r>
-    </w:p>
-    <w:p>
-      <w:pPr>
-        <w:pStyle w:val="ListParagraph"/>
-        <w:numPr>
-          <w:ilvl w:val="0"/>
-          <w:numId w:val="2"/>
-        </w:numPr>
-        <w:spacing w:after="80" w:line="276"/>
-        <w:jc w:val="both"/>
-      </w:pPr>
-      <w:r>
-        <w:rPr>
-          <w:rFonts w:ascii="Calibri" w:cs="Calibri" w:eastAsia="Calibri" w:hAnsi="Calibri"/>
-          <w:b/>
-          <w:bCs/>
-          <w:sz w:val="22"/>
-          <w:szCs w:val="22"/>
-        </w:rPr>
         <w:t xml:space="preserve">Forecasting a failure precursor.</w:t>
       </w:r>
       <w:r>
@@ -2596,7 +2477,7 @@
           <w:sz w:val="22"/>
           <w:szCs w:val="22"/>
         </w:rPr>
-        <w:t xml:space="preserve"> aged machine-winding insulation at 240 °C and 0.2 atm under five voltages (2 000–2 800 V rms, five samples each) and measured PD with an HFCT every second until failure. The apparent charge, PD count and phase interval per cycle were combined by an autoencoder into one failure precursor, and an LSTM used the previous 50 values to predict the next 50, a 50 s warning margin. The maximum mean absolute error was about 3%, around half that of ARIMA and SVM, although the SVM was more accurate at one ageing voltage (2 200 V) [14].</w:t>
+        <w:t xml:space="preserve"> aged winding insulation until failure while recording PD with an HFCT. An autoencoder combined three PD features into one failure precursor, and an LSTM predicted its next 50 values (a 50 s warning) with a maximum error of about 3%, around half that of ARIMA and SVM [14].</w:t>
       </w:r>
     </w:p>
     <w:p>
@@ -2610,7 +2491,7 @@
           <w:sz w:val="22"/>
           <w:szCs w:val="22"/>
         </w:rPr>
-        <w:t xml:space="preserve">Both studies required specimens to be measured repeatedly until breakdown in accelerated-ageing tests. Such run-to-failure data would have to be collected during the experimental phase next semester; the remainder of this semester will be used to review this direction further and to assess whether such tests are feasible with the laboratory setup.</w:t>
+        <w:t xml:space="preserve">Both studies needed run-to-failure data from accelerated-ageing tests. Whether such tests are feasible in the laboratory will be assessed during the rest of this semester. The review also suggests that next semester’s experiments should split data by specimen and session, report per-class metrics, test all models on the same split with real laboratory noise, and include an “unknown” output for low-confidence cases.</w:t>
       </w:r>
     </w:p>
     <w:p>
@@ -2627,37 +2508,6 @@
           <w:sz w:val="24"/>
           <w:szCs w:val="24"/>
         </w:rPr>
-        <w:t xml:space="preserve">3.2.5.5  Implications for the evaluation plan</w:t>
-      </w:r>
-    </w:p>
-    <w:p>
-      <w:pPr>
-        <w:spacing w:after="140" w:line="276"/>
-        <w:jc w:val="both"/>
-      </w:pPr>
-      <w:r>
-        <w:rPr>
-          <w:rFonts w:ascii="Calibri" w:cs="Calibri" w:eastAsia="Calibri" w:hAnsi="Calibri"/>
-          <w:sz w:val="22"/>
-          <w:szCs w:val="22"/>
-        </w:rPr>
-        <w:t xml:space="preserve">The review leads to a provisional evaluation plan for the experimental phase next semester, to be refined before then: record the specimen and session of every measurement and split the data by these groups; report per-class and macro-averaged metrics with confusion matrices; test all candidate models on the same split and with real laboratory background noise; evaluate an “unknown” output for low-confidence cases; and, where possible, record repeated measurements of the same specimen over time to support the later study of failure prediction.</w:t>
-      </w:r>
-    </w:p>
-    <w:p>
-      <w:pPr>
-        <w:pStyle w:val="Heading3"/>
-        <w:spacing w:after="120" w:before="240"/>
-      </w:pPr>
-      <w:r>
-        <w:rPr>
-          <w:rFonts w:ascii="Calibri" w:cs="Calibri" w:eastAsia="Calibri" w:hAnsi="Calibri"/>
-          <w:b/>
-          <w:bCs/>
-          <w:color w:val="1F3864"/>
-          <w:sz w:val="24"/>
-          <w:szCs w:val="24"/>
-        </w:rPr>
         <w:t xml:space="preserve">References used in these sections</w:t>
       </w:r>
     </w:p>
@@ -2708,7 +2558,7 @@
         </w:rPr>
         <w:t xml:space="preserve"> </w:t>
       </w:r>
-      <w:hyperlink w:history="1" r:id="rIdgaqfvl9svb25ignfi-3mm">
+      <w:hyperlink w:history="1" r:id="rIdfsoqqqil5uh7kq2nkwfvf">
         <w:r>
           <w:rPr>
             <w:rStyle w:val="Hyperlink"/>
@@ -2767,7 +2617,7 @@
         </w:rPr>
         <w:t xml:space="preserve"> </w:t>
       </w:r>
-      <w:hyperlink w:history="1" r:id="rIdavecei2qqnw0dchh8wsx4">
+      <w:hyperlink w:history="1" r:id="rIdf9iireogaonb1x_mfktvw">
         <w:r>
           <w:rPr>
             <w:rStyle w:val="Hyperlink"/>
@@ -2826,7 +2676,7 @@
         </w:rPr>
         <w:t xml:space="preserve"> </w:t>
       </w:r>
-      <w:hyperlink w:history="1" r:id="rIdsjkdffpkhhgztaevwks82">
+      <w:hyperlink w:history="1" r:id="rId0fujchm75pzxrurcz39ko">
         <w:r>
           <w:rPr>
             <w:rStyle w:val="Hyperlink"/>
@@ -2885,7 +2735,7 @@
         </w:rPr>
         <w:t xml:space="preserve"> </w:t>
       </w:r>
-      <w:hyperlink w:history="1" r:id="rIdscsplflf1uew1bavhwrk8">
+      <w:hyperlink w:history="1" r:id="rId6uchfrvomyjdl8rj6yolu">
         <w:r>
           <w:rPr>
             <w:rStyle w:val="Hyperlink"/>
@@ -2962,7 +2812,7 @@
         </w:rPr>
         <w:t xml:space="preserve"> </w:t>
       </w:r>
-      <w:hyperlink w:history="1" r:id="rId9wwci0rkvdkl4mqmg8ej_">
+      <w:hyperlink w:history="1" r:id="rIdo9rlgrk20ujnhu2mfwpeu">
         <w:r>
           <w:rPr>
             <w:rStyle w:val="Hyperlink"/>
@@ -3039,7 +2889,7 @@
         </w:rPr>
         <w:t xml:space="preserve"> </w:t>
       </w:r>
-      <w:hyperlink w:history="1" r:id="rIdwiz0pc9qv2uj35oo5wk70">
+      <w:hyperlink w:history="1" r:id="rIddjsbks9msxyn_pu7grrzy">
         <w:r>
           <w:rPr>
             <w:rStyle w:val="Hyperlink"/>
@@ -3098,7 +2948,7 @@
         </w:rPr>
         <w:t xml:space="preserve"> </w:t>
       </w:r>
-      <w:hyperlink w:history="1" r:id="rIdglsbpekiyb9wep12bxnic">
+      <w:hyperlink w:history="1" r:id="rIda9pep2w-ugnutillunpgx">
         <w:r>
           <w:rPr>
             <w:rStyle w:val="Hyperlink"/>
@@ -3175,7 +3025,7 @@
         </w:rPr>
         <w:t xml:space="preserve"> </w:t>
       </w:r>
-      <w:hyperlink w:history="1" r:id="rId9saskw4ir07v0t39fvokg">
+      <w:hyperlink w:history="1" r:id="rIdht90amg2qei4vvnsjl0ky">
         <w:r>
           <w:rPr>
             <w:rStyle w:val="Hyperlink"/>
@@ -3234,7 +3084,7 @@
         </w:rPr>
         <w:t xml:space="preserve"> </w:t>
       </w:r>
-      <w:hyperlink w:history="1" r:id="rIdnhcluyy0ogec91bivkxwe">
+      <w:hyperlink w:history="1" r:id="rIdmc6wjb9xtwfmnok4uwfsy">
         <w:r>
           <w:rPr>
             <w:rStyle w:val="Hyperlink"/>
@@ -3311,7 +3161,7 @@
         </w:rPr>
         <w:t xml:space="preserve"> </w:t>
       </w:r>
-      <w:hyperlink w:history="1" r:id="rIdx9dusc4xb8wzqlk-epbkn">
+      <w:hyperlink w:history="1" r:id="rIdqh-mqglivtayerlyl2hry">
         <w:r>
           <w:rPr>
             <w:rStyle w:val="Hyperlink"/>
@@ -3370,7 +3220,7 @@
         </w:rPr>
         <w:t xml:space="preserve"> </w:t>
       </w:r>
-      <w:hyperlink w:history="1" r:id="rIdfybpcxetzuaj-bwsdo7qv">
+      <w:hyperlink w:history="1" r:id="rIdbhlxqnxhsyymxowfe_hjk">
         <w:r>
           <w:rPr>
             <w:rStyle w:val="Hyperlink"/>
@@ -3429,7 +3279,7 @@
         </w:rPr>
         <w:t xml:space="preserve"> </w:t>
       </w:r>
-      <w:hyperlink w:history="1" r:id="rIdl3t5aqsbfc0ijbfy4vtxu">
+      <w:hyperlink w:history="1" r:id="rIdlfsxklbhchseorfrguhjg">
         <w:r>
           <w:rPr>
             <w:rStyle w:val="Hyperlink"/>
